--- a/OUTPUT.docx
+++ b/OUTPUT.docx
@@ -17,14 +17,22 @@
           <w:noProof/>
         </w:rPr>
       </w:pPr>
+    </w:p>
+    <w:p>
+      <w:pPr>
+        <w:jc w:val="center"/>
+        <w:rPr>
+          <w:noProof/>
+        </w:rPr>
+      </w:pPr>
       <w:r>
         <w:rPr>
           <w:noProof/>
         </w:rPr>
         <w:drawing>
-          <wp:inline distT="0" distB="0" distL="0" distR="0" wp14:anchorId="5194889F" wp14:editId="5EEB684B">
-            <wp:extent cx="3924300" cy="2649655"/>
-            <wp:effectExtent l="0" t="0" r="0" b="0"/>
+          <wp:inline distT="0" distB="0" distL="0" distR="0" wp14:anchorId="5194889F" wp14:editId="2A109B06">
+            <wp:extent cx="3825240" cy="2362012"/>
+            <wp:effectExtent l="0" t="0" r="3810" b="635"/>
             <wp:docPr id="1772854558" name="Picture 1"/>
             <wp:cNvGraphicFramePr>
               <a:graphicFrameLocks xmlns:a="http://schemas.openxmlformats.org/drawingml/2006/main" noChangeAspect="1"/>
@@ -44,7 +52,7 @@
                         </a:ext>
                       </a:extLst>
                     </a:blip>
-                    <a:srcRect t="399" r="65345" b="64500"/>
+                    <a:srcRect l="402" t="1106" r="65802" b="67589"/>
                     <a:stretch>
                       <a:fillRect/>
                     </a:stretch>
@@ -52,7 +60,7 @@
                   <pic:spPr bwMode="auto">
                     <a:xfrm>
                       <a:off x="0" y="0"/>
-                      <a:ext cx="3949851" cy="2666907"/>
+                      <a:ext cx="3852017" cy="2378546"/>
                     </a:xfrm>
                     <a:prstGeom prst="rect">
                       <a:avLst/>
@@ -80,14 +88,22 @@
           <w:noProof/>
         </w:rPr>
       </w:pPr>
+    </w:p>
+    <w:p>
+      <w:pPr>
+        <w:jc w:val="center"/>
+        <w:rPr>
+          <w:noProof/>
+        </w:rPr>
+      </w:pPr>
       <w:r>
         <w:rPr>
           <w:noProof/>
         </w:rPr>
         <w:drawing>
-          <wp:inline distT="0" distB="0" distL="0" distR="0" wp14:anchorId="7F8266E5" wp14:editId="1B39891A">
-            <wp:extent cx="3638550" cy="2849663"/>
-            <wp:effectExtent l="0" t="0" r="0" b="8255"/>
+          <wp:inline distT="0" distB="0" distL="0" distR="0" wp14:anchorId="7F8266E5" wp14:editId="7495E4CB">
+            <wp:extent cx="3520440" cy="2621280"/>
+            <wp:effectExtent l="0" t="0" r="3810" b="7620"/>
             <wp:docPr id="1991681794" name="Picture 2"/>
             <wp:cNvGraphicFramePr>
               <a:graphicFrameLocks xmlns:a="http://schemas.openxmlformats.org/drawingml/2006/main" noChangeAspect="1"/>
@@ -107,7 +123,7 @@
                         </a:ext>
                       </a:extLst>
                     </a:blip>
-                    <a:srcRect l="34899" t="200" r="35054" b="64500"/>
+                    <a:srcRect l="34899" t="200" r="36025" b="67324"/>
                     <a:stretch>
                       <a:fillRect/>
                     </a:stretch>
@@ -115,7 +131,7 @@
                   <pic:spPr bwMode="auto">
                     <a:xfrm>
                       <a:off x="0" y="0"/>
-                      <a:ext cx="3667425" cy="2872277"/>
+                      <a:ext cx="3548898" cy="2642469"/>
                     </a:xfrm>
                     <a:prstGeom prst="rect">
                       <a:avLst/>
@@ -148,9 +164,9 @@
           <w:noProof/>
         </w:rPr>
         <w:drawing>
-          <wp:inline distT="0" distB="0" distL="0" distR="0" wp14:anchorId="3F9629EA" wp14:editId="74581727">
-            <wp:extent cx="3810001" cy="2571750"/>
-            <wp:effectExtent l="0" t="0" r="0" b="0"/>
+          <wp:inline distT="0" distB="0" distL="0" distR="0" wp14:anchorId="3F9629EA" wp14:editId="3068F34F">
+            <wp:extent cx="3581400" cy="2224832"/>
+            <wp:effectExtent l="0" t="0" r="0" b="4445"/>
             <wp:docPr id="1075623568" name="Picture 2"/>
             <wp:cNvGraphicFramePr>
               <a:graphicFrameLocks xmlns:a="http://schemas.openxmlformats.org/drawingml/2006/main" noChangeAspect="1"/>
@@ -170,7 +186,7 @@
                         </a:ext>
                       </a:extLst>
                     </a:blip>
-                    <a:srcRect l="64547" b="64102"/>
+                    <a:srcRect l="65469" t="851" r="1194" b="68082"/>
                     <a:stretch>
                       <a:fillRect/>
                     </a:stretch>
@@ -178,7 +194,7 @@
                   <pic:spPr bwMode="auto">
                     <a:xfrm>
                       <a:off x="0" y="0"/>
-                      <a:ext cx="3840499" cy="2592336"/>
+                      <a:ext cx="3611303" cy="2243408"/>
                     </a:xfrm>
                     <a:prstGeom prst="rect">
                       <a:avLst/>
@@ -212,9 +228,9 @@
         </w:rPr>
         <w:lastRenderedPageBreak/>
         <w:drawing>
-          <wp:inline distT="0" distB="0" distL="0" distR="0" wp14:anchorId="4820068F" wp14:editId="1CEF2D4B">
-            <wp:extent cx="3695700" cy="2255158"/>
-            <wp:effectExtent l="0" t="0" r="0" b="0"/>
+          <wp:inline distT="0" distB="0" distL="0" distR="0" wp14:anchorId="4820068F" wp14:editId="261505D9">
+            <wp:extent cx="3482340" cy="1934845"/>
+            <wp:effectExtent l="0" t="0" r="3810" b="8255"/>
             <wp:docPr id="1020613267" name="Picture 2"/>
             <wp:cNvGraphicFramePr>
               <a:graphicFrameLocks xmlns:a="http://schemas.openxmlformats.org/drawingml/2006/main" noChangeAspect="1"/>
@@ -234,7 +250,7 @@
                         </a:ext>
                       </a:extLst>
                     </a:blip>
-                    <a:srcRect t="34901" r="68529" b="36292"/>
+                    <a:srcRect l="908" t="36069" r="69424" b="39205"/>
                     <a:stretch>
                       <a:fillRect/>
                     </a:stretch>
@@ -242,7 +258,7 @@
                   <pic:spPr bwMode="auto">
                     <a:xfrm>
                       <a:off x="0" y="0"/>
-                      <a:ext cx="3721357" cy="2270814"/>
+                      <a:ext cx="3508078" cy="1949146"/>
                     </a:xfrm>
                     <a:prstGeom prst="rect">
                       <a:avLst/>
@@ -286,14 +302,22 @@
           <w:noProof/>
         </w:rPr>
       </w:pPr>
+    </w:p>
+    <w:p>
+      <w:pPr>
+        <w:jc w:val="center"/>
+        <w:rPr>
+          <w:noProof/>
+        </w:rPr>
+      </w:pPr>
       <w:r>
         <w:rPr>
           <w:noProof/>
         </w:rPr>
         <w:drawing>
-          <wp:inline distT="0" distB="0" distL="0" distR="0" wp14:anchorId="725505CE" wp14:editId="3803312D">
-            <wp:extent cx="3840182" cy="2076450"/>
-            <wp:effectExtent l="0" t="0" r="8255" b="0"/>
+          <wp:inline distT="0" distB="0" distL="0" distR="0" wp14:anchorId="725505CE" wp14:editId="53C051BB">
+            <wp:extent cx="3589020" cy="1699054"/>
+            <wp:effectExtent l="0" t="0" r="0" b="0"/>
             <wp:docPr id="698312968" name="Picture 2"/>
             <wp:cNvGraphicFramePr>
               <a:graphicFrameLocks xmlns:a="http://schemas.openxmlformats.org/drawingml/2006/main" noChangeAspect="1"/>
@@ -313,7 +337,7 @@
                         </a:ext>
                       </a:extLst>
                     </a:blip>
-                    <a:srcRect l="30824" t="35441" r="35037" b="36170"/>
+                    <a:srcRect l="32043" t="37212" r="36036" b="39548"/>
                     <a:stretch>
                       <a:fillRect/>
                     </a:stretch>
@@ -321,7 +345,7 @@
                   <pic:spPr bwMode="auto">
                     <a:xfrm>
                       <a:off x="0" y="0"/>
-                      <a:ext cx="3857770" cy="2085960"/>
+                      <a:ext cx="3607006" cy="1707569"/>
                     </a:xfrm>
                     <a:prstGeom prst="rect">
                       <a:avLst/>
@@ -370,9 +394,9 @@
           <w:noProof/>
         </w:rPr>
         <w:drawing>
-          <wp:inline distT="0" distB="0" distL="0" distR="0" wp14:anchorId="30555273" wp14:editId="53B8EA8B">
-            <wp:extent cx="4755441" cy="2552382"/>
-            <wp:effectExtent l="0" t="0" r="7620" b="635"/>
+          <wp:inline distT="0" distB="0" distL="0" distR="0" wp14:anchorId="30555273" wp14:editId="34B2BD99">
+            <wp:extent cx="4450080" cy="2118360"/>
+            <wp:effectExtent l="0" t="0" r="7620" b="0"/>
             <wp:docPr id="2073694083" name="Picture 2"/>
             <wp:cNvGraphicFramePr>
               <a:graphicFrameLocks xmlns:a="http://schemas.openxmlformats.org/drawingml/2006/main" noChangeAspect="1"/>
@@ -392,7 +416,7 @@
                         </a:ext>
                       </a:extLst>
                     </a:blip>
-                    <a:srcRect l="64736" t="35142" b="36466"/>
+                    <a:srcRect l="65696" t="36498" r="1296" b="39931"/>
                     <a:stretch>
                       <a:fillRect/>
                     </a:stretch>
@@ -400,7 +424,7 @@
                   <pic:spPr bwMode="auto">
                     <a:xfrm>
                       <a:off x="0" y="0"/>
-                      <a:ext cx="4758590" cy="2554072"/>
+                      <a:ext cx="4454158" cy="2120301"/>
                     </a:xfrm>
                     <a:prstGeom prst="rect">
                       <a:avLst/>
@@ -428,15 +452,23 @@
           <w:noProof/>
         </w:rPr>
       </w:pPr>
+    </w:p>
+    <w:p>
+      <w:pPr>
+        <w:jc w:val="center"/>
+        <w:rPr>
+          <w:noProof/>
+        </w:rPr>
+      </w:pPr>
       <w:r>
         <w:rPr>
           <w:noProof/>
         </w:rPr>
         <w:lastRenderedPageBreak/>
         <w:drawing>
-          <wp:inline distT="0" distB="0" distL="0" distR="0" wp14:anchorId="384D7824" wp14:editId="1BC001D2">
-            <wp:extent cx="3238500" cy="2492196"/>
-            <wp:effectExtent l="0" t="0" r="0" b="3810"/>
+          <wp:inline distT="0" distB="0" distL="0" distR="0" wp14:anchorId="384D7824" wp14:editId="1EE5D5CB">
+            <wp:extent cx="3192780" cy="2072612"/>
+            <wp:effectExtent l="0" t="0" r="7620" b="4445"/>
             <wp:docPr id="698585415" name="Picture 2"/>
             <wp:cNvGraphicFramePr>
               <a:graphicFrameLocks xmlns:a="http://schemas.openxmlformats.org/drawingml/2006/main" noChangeAspect="1"/>
@@ -456,7 +488,7 @@
                         </a:ext>
                       </a:extLst>
                     </a:blip>
-                    <a:srcRect t="63512" r="68392"/>
+                    <a:srcRect t="64628" r="68832" b="5021"/>
                     <a:stretch>
                       <a:fillRect/>
                     </a:stretch>
@@ -464,7 +496,7 @@
                   <pic:spPr bwMode="auto">
                     <a:xfrm>
                       <a:off x="0" y="0"/>
-                      <a:ext cx="3244438" cy="2496766"/>
+                      <a:ext cx="3199261" cy="2076819"/>
                     </a:xfrm>
                     <a:prstGeom prst="rect">
                       <a:avLst/>
@@ -500,14 +532,22 @@
           <w:noProof/>
         </w:rPr>
       </w:pPr>
+    </w:p>
+    <w:p>
+      <w:pPr>
+        <w:jc w:val="center"/>
+        <w:rPr>
+          <w:noProof/>
+        </w:rPr>
+      </w:pPr>
       <w:r>
         <w:rPr>
           <w:noProof/>
         </w:rPr>
         <w:drawing>
-          <wp:inline distT="0" distB="0" distL="0" distR="0" wp14:anchorId="7CE6626E" wp14:editId="2C9A57FD">
-            <wp:extent cx="3217031" cy="2305050"/>
-            <wp:effectExtent l="0" t="0" r="2540" b="0"/>
+          <wp:inline distT="0" distB="0" distL="0" distR="0" wp14:anchorId="7CE6626E" wp14:editId="7C556920">
+            <wp:extent cx="3216910" cy="1958340"/>
+            <wp:effectExtent l="0" t="0" r="2540" b="3810"/>
             <wp:docPr id="800458949" name="Picture 2"/>
             <wp:cNvGraphicFramePr>
               <a:graphicFrameLocks xmlns:a="http://schemas.openxmlformats.org/drawingml/2006/main" noChangeAspect="1"/>
@@ -527,7 +567,7 @@
                         </a:ext>
                       </a:extLst>
                     </a:blip>
-                    <a:srcRect l="31294" t="63823" r="35048"/>
+                    <a:srcRect l="31294" t="64301" r="35048" b="4962"/>
                     <a:stretch>
                       <a:fillRect/>
                     </a:stretch>
@@ -535,7 +575,7 @@
                   <pic:spPr bwMode="auto">
                     <a:xfrm>
                       <a:off x="0" y="0"/>
-                      <a:ext cx="3222728" cy="2309132"/>
+                      <a:ext cx="3222728" cy="1961882"/>
                     </a:xfrm>
                     <a:prstGeom prst="rect">
                       <a:avLst/>
@@ -575,15 +615,23 @@
     <w:p>
       <w:pPr>
         <w:jc w:val="center"/>
+        <w:rPr>
+          <w:noProof/>
+        </w:rPr>
+      </w:pPr>
+    </w:p>
+    <w:p>
+      <w:pPr>
+        <w:jc w:val="center"/>
       </w:pPr>
       <w:r>
         <w:rPr>
           <w:noProof/>
         </w:rPr>
         <w:drawing>
-          <wp:inline distT="0" distB="0" distL="0" distR="0" wp14:anchorId="0982E721" wp14:editId="09415BC0">
-            <wp:extent cx="3602674" cy="2419350"/>
-            <wp:effectExtent l="0" t="0" r="0" b="0"/>
+          <wp:inline distT="0" distB="0" distL="0" distR="0" wp14:anchorId="0982E721" wp14:editId="243B7C76">
+            <wp:extent cx="3602355" cy="2110740"/>
+            <wp:effectExtent l="0" t="0" r="0" b="3810"/>
             <wp:docPr id="557914181" name="Picture 2"/>
             <wp:cNvGraphicFramePr>
               <a:graphicFrameLocks xmlns:a="http://schemas.openxmlformats.org/drawingml/2006/main" noChangeAspect="1"/>
@@ -603,7 +651,7 @@
                         </a:ext>
                       </a:extLst>
                     </a:blip>
-                    <a:srcRect l="64541" t="64279"/>
+                    <a:srcRect l="64541" t="64280" b="4553"/>
                     <a:stretch>
                       <a:fillRect/>
                     </a:stretch>
@@ -611,7 +659,7 @@
                   <pic:spPr bwMode="auto">
                     <a:xfrm>
                       <a:off x="0" y="0"/>
-                      <a:ext cx="3608380" cy="2423181"/>
+                      <a:ext cx="3608380" cy="2114270"/>
                     </a:xfrm>
                     <a:prstGeom prst="rect">
                       <a:avLst/>
